--- a/_site/operating-system/2025-12-30-guia-de-ranger/index.docx
+++ b/_site/operating-system/2025-12-30-guia-de-ranger/index.docx
@@ -22809,7 +22809,7 @@
       </w:r>
     </w:p>
     <w:bookmarkEnd w:id="156"/>
-    <w:bookmarkStart w:id="199" w:name="publicaciones-similares"/>
+    <w:bookmarkStart w:id="195" w:name="publicaciones-similares"/>
     <w:p>
       <w:pPr>
         <w:pStyle w:val="Heading1"/>
@@ -23053,7 +23053,7 @@
           <w:rPr>
             <w:rStyle w:val="Hyperlink"/>
           </w:rPr>
-          <w:t xml:space="preserve">01 Introduccion Linux</w:t>
+          <w:t xml:space="preserve">02 Distribuciones Linux</w:t>
         </w:r>
       </w:hyperlink>
     </w:p>
@@ -23070,27 +23070,6 @@
         <w:t xml:space="preserve"> </w:t>
       </w:r>
       <w:hyperlink r:id="rId180">
-        <w:r>
-          <w:rPr>
-            <w:rStyle w:val="Hyperlink"/>
-          </w:rPr>
-          <w:t xml:space="preserve">02 Distribuciones Linux</w:t>
-        </w:r>
-      </w:hyperlink>
-    </w:p>
-    <w:p>
-      <w:pPr>
-        <w:pStyle w:val="Compact"/>
-        <w:numPr>
-          <w:ilvl w:val="0"/>
-          <w:numId w:val="1025"/>
-        </w:numPr>
-      </w:pPr>
-      <w:hyperlink r:id="rId181"/>
-      <w:r>
-        <w:t xml:space="preserve"> </w:t>
-      </w:r>
-      <w:hyperlink r:id="rId182">
         <w:r>
           <w:rPr>
             <w:rStyle w:val="Hyperlink"/>
@@ -23107,11 +23086,11 @@
           <w:numId w:val="1025"/>
         </w:numPr>
       </w:pPr>
-      <w:hyperlink r:id="rId183"/>
-      <w:r>
-        <w:t xml:space="preserve"> </w:t>
-      </w:r>
-      <w:hyperlink r:id="rId184">
+      <w:hyperlink r:id="rId181"/>
+      <w:r>
+        <w:t xml:space="preserve"> </w:t>
+      </w:r>
+      <w:hyperlink r:id="rId182">
         <w:r>
           <w:rPr>
             <w:rStyle w:val="Hyperlink"/>
@@ -23128,11 +23107,11 @@
           <w:numId w:val="1025"/>
         </w:numPr>
       </w:pPr>
-      <w:hyperlink r:id="rId185"/>
-      <w:r>
-        <w:t xml:space="preserve"> </w:t>
-      </w:r>
-      <w:hyperlink r:id="rId186">
+      <w:hyperlink r:id="rId183"/>
+      <w:r>
+        <w:t xml:space="preserve"> </w:t>
+      </w:r>
+      <w:hyperlink r:id="rId184">
         <w:r>
           <w:rPr>
             <w:rStyle w:val="Hyperlink"/>
@@ -23149,11 +23128,11 @@
           <w:numId w:val="1025"/>
         </w:numPr>
       </w:pPr>
-      <w:hyperlink r:id="rId187"/>
-      <w:r>
-        <w:t xml:space="preserve"> </w:t>
-      </w:r>
-      <w:hyperlink r:id="rId188">
+      <w:hyperlink r:id="rId185"/>
+      <w:r>
+        <w:t xml:space="preserve"> </w:t>
+      </w:r>
+      <w:hyperlink r:id="rId186">
         <w:r>
           <w:rPr>
             <w:rStyle w:val="Hyperlink"/>
@@ -23170,11 +23149,11 @@
           <w:numId w:val="1025"/>
         </w:numPr>
       </w:pPr>
-      <w:hyperlink r:id="rId189"/>
-      <w:r>
-        <w:t xml:space="preserve"> </w:t>
-      </w:r>
-      <w:hyperlink r:id="rId190">
+      <w:hyperlink r:id="rId187"/>
+      <w:r>
+        <w:t xml:space="preserve"> </w:t>
+      </w:r>
+      <w:hyperlink r:id="rId188">
         <w:r>
           <w:rPr>
             <w:rStyle w:val="Hyperlink"/>
@@ -23191,11 +23170,11 @@
           <w:numId w:val="1025"/>
         </w:numPr>
       </w:pPr>
-      <w:hyperlink r:id="rId191"/>
-      <w:r>
-        <w:t xml:space="preserve"> </w:t>
-      </w:r>
-      <w:hyperlink r:id="rId192">
+      <w:hyperlink r:id="rId189"/>
+      <w:r>
+        <w:t xml:space="preserve"> </w:t>
+      </w:r>
+      <w:hyperlink r:id="rId190">
         <w:r>
           <w:rPr>
             <w:rStyle w:val="Hyperlink"/>
@@ -23212,11 +23191,11 @@
           <w:numId w:val="1025"/>
         </w:numPr>
       </w:pPr>
-      <w:hyperlink r:id="rId193"/>
-      <w:r>
-        <w:t xml:space="preserve"> </w:t>
-      </w:r>
-      <w:hyperlink r:id="rId194">
+      <w:hyperlink r:id="rId191"/>
+      <w:r>
+        <w:t xml:space="preserve"> </w:t>
+      </w:r>
+      <w:hyperlink r:id="rId192">
         <w:r>
           <w:rPr>
             <w:rStyle w:val="Hyperlink"/>
@@ -23233,11 +23212,11 @@
           <w:numId w:val="1025"/>
         </w:numPr>
       </w:pPr>
-      <w:hyperlink r:id="rId195"/>
-      <w:r>
-        <w:t xml:space="preserve"> </w:t>
-      </w:r>
-      <w:hyperlink r:id="rId196">
+      <w:hyperlink r:id="rId193"/>
+      <w:r>
+        <w:t xml:space="preserve"> </w:t>
+      </w:r>
+      <w:hyperlink r:id="rId194">
         <w:r>
           <w:rPr>
             <w:rStyle w:val="Hyperlink"/>
@@ -23248,34 +23227,13 @@
     </w:p>
     <w:p>
       <w:pPr>
-        <w:pStyle w:val="Compact"/>
-        <w:numPr>
-          <w:ilvl w:val="0"/>
-          <w:numId w:val="1025"/>
-        </w:numPr>
-      </w:pPr>
-      <w:hyperlink r:id="rId197"/>
-      <w:r>
-        <w:t xml:space="preserve"> </w:t>
-      </w:r>
-      <w:hyperlink r:id="rId198">
-        <w:r>
-          <w:rPr>
-            <w:rStyle w:val="Hyperlink"/>
-          </w:rPr>
-          <w:t xml:space="preserve">Guia De Rsync</w:t>
-        </w:r>
-      </w:hyperlink>
-    </w:p>
-    <w:p>
-      <w:pPr>
         <w:pStyle w:val="FirstParagraph"/>
       </w:pPr>
       <w:r>
         <w:t xml:space="preserve">Esperamos que encuentres estas publicaciones igualmente interesantes y útiles. ¡Disfruta de la lectura!</w:t>
       </w:r>
     </w:p>
-    <w:bookmarkEnd w:id="199"/>
+    <w:bookmarkEnd w:id="195"/>
     <w:sectPr>
       <w:headerReference r:id="rId8" w:type="even"/>
       <w:headerReference r:id="rId9" w:type="default"/>
